--- a/submit/week_6/NguyenAnhLong_23633881_Tuan06.docx
+++ b/submit/week_6/NguyenAnhLong_23633881_Tuan06.docx
@@ -70,6 +70,7 @@
       </w:pPr>
       <w:r>
         <w:rPr>
+          <w:noProof/>
           <w:color w:val="000000" w:themeColor="text1"/>
         </w:rPr>
         <w:drawing>
@@ -129,7 +130,8 @@
           <w:bCs/>
           <w:color w:val="000000" w:themeColor="text1"/>
         </w:rPr>
-        <w:t xml:space="preserve">Bài 1: Select Phone (Stack + truyền params)</w:t>
+        <w:lastRenderedPageBreak/>
+        <w:t>Bài 1: Select Phone (Stack + truyền params)</w:t>
       </w:r>
     </w:p>
     <w:p>
@@ -148,7 +150,7 @@
         <w:rPr>
           <w:color w:val="000000" w:themeColor="text1"/>
         </w:rPr>
-        <w:t xml:space="preserve">Screen 01 – Product (chưa chọn màu: ảnh xanh, nút “4 MÀU-CHỌN MÀU”)</w:t>
+        <w:t>Screen 01 – Product (chưa chọn màu: ảnh xanh, nút “4 MÀU-CHỌN MÀU”)</w:t>
       </w:r>
     </w:p>
     <w:p>
@@ -165,7 +167,103 @@
           <w:i/>
           <w:color w:val="A6A6A6"/>
         </w:rPr>
-        <w:t>[Dán ảnh chụp màn hình]</w:t>
+        <w:drawing>
+          <wp:inline distT="0" distB="0" distL="0" distR="0" wp14:anchorId="765F7A32" wp14:editId="21246385">
+            <wp:extent cx="5943600" cy="6106160"/>
+            <wp:effectExtent l="0" t="0" r="0" b="8890"/>
+            <wp:docPr id="718057194" name="Picture 1"/>
+            <wp:cNvGraphicFramePr>
+              <a:graphicFrameLocks xmlns:a="http://schemas.openxmlformats.org/drawingml/2006/main" noChangeAspect="1"/>
+            </wp:cNvGraphicFramePr>
+            <a:graphic xmlns:a="http://schemas.openxmlformats.org/drawingml/2006/main">
+              <a:graphicData uri="http://schemas.openxmlformats.org/drawingml/2006/picture">
+                <pic:pic xmlns:pic="http://schemas.openxmlformats.org/drawingml/2006/picture">
+                  <pic:nvPicPr>
+                    <pic:cNvPr id="718057194" name=""/>
+                    <pic:cNvPicPr/>
+                  </pic:nvPicPr>
+                  <pic:blipFill>
+                    <a:blip r:embed="rId8"/>
+                    <a:stretch>
+                      <a:fillRect/>
+                    </a:stretch>
+                  </pic:blipFill>
+                  <pic:spPr>
+                    <a:xfrm>
+                      <a:off x="0" y="0"/>
+                      <a:ext cx="5943600" cy="6106160"/>
+                    </a:xfrm>
+                    <a:prstGeom prst="rect">
+                      <a:avLst/>
+                    </a:prstGeom>
+                  </pic:spPr>
+                </pic:pic>
+              </a:graphicData>
+            </a:graphic>
+          </wp:inline>
+        </w:drawing>
+      </w:r>
+    </w:p>
+    <w:p>
+      <w:pPr>
+        <w:pStyle w:val="ListParagraph"/>
+        <w:ind w:left="1440"/>
+        <w:rPr>
+          <w:i/>
+          <w:color w:val="A6A6A6"/>
+        </w:rPr>
+      </w:pPr>
+    </w:p>
+    <w:p>
+      <w:pPr>
+        <w:pStyle w:val="ListParagraph"/>
+        <w:ind w:left="1440"/>
+        <w:rPr>
+          <w:i/>
+          <w:color w:val="A6A6A6"/>
+        </w:rPr>
+      </w:pPr>
+      <w:r>
+        <w:rPr>
+          <w:i/>
+          <w:color w:val="A6A6A6"/>
+        </w:rPr>
+        <w:lastRenderedPageBreak/>
+        <w:drawing>
+          <wp:inline distT="0" distB="0" distL="0" distR="0" wp14:anchorId="1D401D94" wp14:editId="740C73B6">
+            <wp:extent cx="5943600" cy="3343275"/>
+            <wp:effectExtent l="0" t="0" r="0" b="9525"/>
+            <wp:docPr id="1110978710" name="Picture 1"/>
+            <wp:cNvGraphicFramePr>
+              <a:graphicFrameLocks xmlns:a="http://schemas.openxmlformats.org/drawingml/2006/main" noChangeAspect="1"/>
+            </wp:cNvGraphicFramePr>
+            <a:graphic xmlns:a="http://schemas.openxmlformats.org/drawingml/2006/main">
+              <a:graphicData uri="http://schemas.openxmlformats.org/drawingml/2006/picture">
+                <pic:pic xmlns:pic="http://schemas.openxmlformats.org/drawingml/2006/picture">
+                  <pic:nvPicPr>
+                    <pic:cNvPr id="1110978710" name=""/>
+                    <pic:cNvPicPr/>
+                  </pic:nvPicPr>
+                  <pic:blipFill>
+                    <a:blip r:embed="rId9"/>
+                    <a:stretch>
+                      <a:fillRect/>
+                    </a:stretch>
+                  </pic:blipFill>
+                  <pic:spPr>
+                    <a:xfrm>
+                      <a:off x="0" y="0"/>
+                      <a:ext cx="5943600" cy="3343275"/>
+                    </a:xfrm>
+                    <a:prstGeom prst="rect">
+                      <a:avLst/>
+                    </a:prstGeom>
+                  </pic:spPr>
+                </pic:pic>
+              </a:graphicData>
+            </a:graphic>
+          </wp:inline>
+        </w:drawing>
       </w:r>
     </w:p>
     <w:p>
@@ -184,7 +282,7 @@
         <w:rPr>
           <w:color w:val="000000" w:themeColor="text1"/>
         </w:rPr>
-        <w:t xml:space="preserve">Screen 02 – ChooseColor (chưa chọn màu)</w:t>
+        <w:t>Screen 02 – ChooseColor (chưa chọn màu)</w:t>
       </w:r>
     </w:p>
     <w:p>
@@ -201,7 +299,93 @@
           <w:i/>
           <w:color w:val="A6A6A6"/>
         </w:rPr>
-        <w:t>[Dán ảnh chụp màn hình]</w:t>
+        <w:drawing>
+          <wp:inline distT="0" distB="0" distL="0" distR="0" wp14:anchorId="72232913" wp14:editId="6DFC86CE">
+            <wp:extent cx="5943600" cy="3343275"/>
+            <wp:effectExtent l="0" t="0" r="0" b="9525"/>
+            <wp:docPr id="549672285" name="Picture 1"/>
+            <wp:cNvGraphicFramePr>
+              <a:graphicFrameLocks xmlns:a="http://schemas.openxmlformats.org/drawingml/2006/main" noChangeAspect="1"/>
+            </wp:cNvGraphicFramePr>
+            <a:graphic xmlns:a="http://schemas.openxmlformats.org/drawingml/2006/main">
+              <a:graphicData uri="http://schemas.openxmlformats.org/drawingml/2006/picture">
+                <pic:pic xmlns:pic="http://schemas.openxmlformats.org/drawingml/2006/picture">
+                  <pic:nvPicPr>
+                    <pic:cNvPr id="549672285" name=""/>
+                    <pic:cNvPicPr/>
+                  </pic:nvPicPr>
+                  <pic:blipFill>
+                    <a:blip r:embed="rId10"/>
+                    <a:stretch>
+                      <a:fillRect/>
+                    </a:stretch>
+                  </pic:blipFill>
+                  <pic:spPr>
+                    <a:xfrm>
+                      <a:off x="0" y="0"/>
+                      <a:ext cx="5943600" cy="3343275"/>
+                    </a:xfrm>
+                    <a:prstGeom prst="rect">
+                      <a:avLst/>
+                    </a:prstGeom>
+                  </pic:spPr>
+                </pic:pic>
+              </a:graphicData>
+            </a:graphic>
+          </wp:inline>
+        </w:drawing>
+      </w:r>
+    </w:p>
+    <w:p>
+      <w:pPr>
+        <w:pStyle w:val="ListParagraph"/>
+        <w:ind w:left="1440"/>
+        <w:rPr>
+          <w:i/>
+          <w:color w:val="A6A6A6"/>
+        </w:rPr>
+      </w:pPr>
+      <w:r>
+        <w:rPr>
+          <w:i/>
+          <w:color w:val="A6A6A6"/>
+        </w:rPr>
+        <w:lastRenderedPageBreak/>
+        <w:drawing>
+          <wp:inline distT="0" distB="0" distL="0" distR="0" wp14:anchorId="53100BB8" wp14:editId="5297A60D">
+            <wp:extent cx="5943600" cy="6492240"/>
+            <wp:effectExtent l="0" t="0" r="0" b="3810"/>
+            <wp:docPr id="618756018" name="Picture 1"/>
+            <wp:cNvGraphicFramePr>
+              <a:graphicFrameLocks xmlns:a="http://schemas.openxmlformats.org/drawingml/2006/main" noChangeAspect="1"/>
+            </wp:cNvGraphicFramePr>
+            <a:graphic xmlns:a="http://schemas.openxmlformats.org/drawingml/2006/main">
+              <a:graphicData uri="http://schemas.openxmlformats.org/drawingml/2006/picture">
+                <pic:pic xmlns:pic="http://schemas.openxmlformats.org/drawingml/2006/picture">
+                  <pic:nvPicPr>
+                    <pic:cNvPr id="618756018" name=""/>
+                    <pic:cNvPicPr/>
+                  </pic:nvPicPr>
+                  <pic:blipFill>
+                    <a:blip r:embed="rId11"/>
+                    <a:stretch>
+                      <a:fillRect/>
+                    </a:stretch>
+                  </pic:blipFill>
+                  <pic:spPr>
+                    <a:xfrm>
+                      <a:off x="0" y="0"/>
+                      <a:ext cx="5943600" cy="6492240"/>
+                    </a:xfrm>
+                    <a:prstGeom prst="rect">
+                      <a:avLst/>
+                    </a:prstGeom>
+                  </pic:spPr>
+                </pic:pic>
+              </a:graphicData>
+            </a:graphic>
+          </wp:inline>
+        </w:drawing>
       </w:r>
     </w:p>
     <w:p>
@@ -220,7 +404,7 @@
         <w:rPr>
           <w:color w:val="000000" w:themeColor="text1"/>
         </w:rPr>
-        <w:t xml:space="preserve">Screen 03 – ChooseColor (đã chọn đỏ: hiện Màu, nhà cung cấp, giá)</w:t>
+        <w:t>Screen 03 – ChooseColor (đã chọn đỏ: hiện Màu, nhà cung cấp, giá)</w:t>
       </w:r>
     </w:p>
     <w:p>
@@ -237,7 +421,42 @@
           <w:i/>
           <w:color w:val="A6A6A6"/>
         </w:rPr>
-        <w:t>[Dán ảnh chụp màn hình]</w:t>
+        <w:lastRenderedPageBreak/>
+        <w:drawing>
+          <wp:inline distT="0" distB="0" distL="0" distR="0" wp14:anchorId="5B8F2B72" wp14:editId="0F4B5533">
+            <wp:extent cx="5943600" cy="6353175"/>
+            <wp:effectExtent l="0" t="0" r="0" b="9525"/>
+            <wp:docPr id="192361189" name="Picture 1"/>
+            <wp:cNvGraphicFramePr>
+              <a:graphicFrameLocks xmlns:a="http://schemas.openxmlformats.org/drawingml/2006/main" noChangeAspect="1"/>
+            </wp:cNvGraphicFramePr>
+            <a:graphic xmlns:a="http://schemas.openxmlformats.org/drawingml/2006/main">
+              <a:graphicData uri="http://schemas.openxmlformats.org/drawingml/2006/picture">
+                <pic:pic xmlns:pic="http://schemas.openxmlformats.org/drawingml/2006/picture">
+                  <pic:nvPicPr>
+                    <pic:cNvPr id="192361189" name=""/>
+                    <pic:cNvPicPr/>
+                  </pic:nvPicPr>
+                  <pic:blipFill>
+                    <a:blip r:embed="rId12"/>
+                    <a:stretch>
+                      <a:fillRect/>
+                    </a:stretch>
+                  </pic:blipFill>
+                  <pic:spPr>
+                    <a:xfrm>
+                      <a:off x="0" y="0"/>
+                      <a:ext cx="5943600" cy="6353175"/>
+                    </a:xfrm>
+                    <a:prstGeom prst="rect">
+                      <a:avLst/>
+                    </a:prstGeom>
+                  </pic:spPr>
+                </pic:pic>
+              </a:graphicData>
+            </a:graphic>
+          </wp:inline>
+        </w:drawing>
       </w:r>
     </w:p>
     <w:p>
@@ -256,7 +475,7 @@
         <w:rPr>
           <w:color w:val="000000" w:themeColor="text1"/>
         </w:rPr>
-        <w:t xml:space="preserve">Screen 04 – Product (đã chọn màu: ảnh đỏ, nút “4 MÀU-CHỌN LOẠI”)</w:t>
+        <w:t>Screen 04 – Product (đã chọn màu: ảnh đỏ, nút “4 MÀU-CHỌN LOẠI”)</w:t>
       </w:r>
     </w:p>
     <w:p>
@@ -273,7 +492,42 @@
           <w:i/>
           <w:color w:val="A6A6A6"/>
         </w:rPr>
-        <w:t>[Dán ảnh chụp màn hình]</w:t>
+        <w:lastRenderedPageBreak/>
+        <w:drawing>
+          <wp:inline distT="0" distB="0" distL="0" distR="0" wp14:anchorId="30A4BAE3" wp14:editId="3A0A18EB">
+            <wp:extent cx="5943600" cy="6468745"/>
+            <wp:effectExtent l="0" t="0" r="0" b="8255"/>
+            <wp:docPr id="648598987" name="Picture 1"/>
+            <wp:cNvGraphicFramePr>
+              <a:graphicFrameLocks xmlns:a="http://schemas.openxmlformats.org/drawingml/2006/main" noChangeAspect="1"/>
+            </wp:cNvGraphicFramePr>
+            <a:graphic xmlns:a="http://schemas.openxmlformats.org/drawingml/2006/main">
+              <a:graphicData uri="http://schemas.openxmlformats.org/drawingml/2006/picture">
+                <pic:pic xmlns:pic="http://schemas.openxmlformats.org/drawingml/2006/picture">
+                  <pic:nvPicPr>
+                    <pic:cNvPr id="648598987" name=""/>
+                    <pic:cNvPicPr/>
+                  </pic:nvPicPr>
+                  <pic:blipFill>
+                    <a:blip r:embed="rId13"/>
+                    <a:stretch>
+                      <a:fillRect/>
+                    </a:stretch>
+                  </pic:blipFill>
+                  <pic:spPr>
+                    <a:xfrm>
+                      <a:off x="0" y="0"/>
+                      <a:ext cx="5943600" cy="6468745"/>
+                    </a:xfrm>
+                    <a:prstGeom prst="rect">
+                      <a:avLst/>
+                    </a:prstGeom>
+                  </pic:spPr>
+                </pic:pic>
+              </a:graphicData>
+            </a:graphic>
+          </wp:inline>
+        </w:drawing>
       </w:r>
     </w:p>
     <w:p>
@@ -296,7 +550,7 @@
           <w:bCs/>
           <w:color w:val="000000" w:themeColor="text1"/>
         </w:rPr>
-        <w:t xml:space="preserve">Bài 2: Gắn API (mockapi.io)</w:t>
+        <w:t>Bài 2: Gắn API (mockapi.io)</w:t>
       </w:r>
     </w:p>
     <w:p>
@@ -315,7 +569,7 @@
         <w:rPr>
           <w:color w:val="000000" w:themeColor="text1"/>
         </w:rPr>
-        <w:t xml:space="preserve">Resource phones trên mockapi.io (có dữ liệu)</w:t>
+        <w:t>Resource phones trên mockapi.io (có dữ liệu)</w:t>
       </w:r>
     </w:p>
     <w:p>
@@ -332,7 +586,94 @@
           <w:i/>
           <w:color w:val="A6A6A6"/>
         </w:rPr>
-        <w:t>[Dán ảnh chụp màn hình]</w:t>
+        <w:lastRenderedPageBreak/>
+        <w:drawing>
+          <wp:inline distT="0" distB="0" distL="0" distR="0" wp14:anchorId="533F8BA4" wp14:editId="4C2C2947">
+            <wp:extent cx="5943600" cy="6409690"/>
+            <wp:effectExtent l="0" t="0" r="0" b="0"/>
+            <wp:docPr id="606713863" name="Picture 1"/>
+            <wp:cNvGraphicFramePr>
+              <a:graphicFrameLocks xmlns:a="http://schemas.openxmlformats.org/drawingml/2006/main" noChangeAspect="1"/>
+            </wp:cNvGraphicFramePr>
+            <a:graphic xmlns:a="http://schemas.openxmlformats.org/drawingml/2006/main">
+              <a:graphicData uri="http://schemas.openxmlformats.org/drawingml/2006/picture">
+                <pic:pic xmlns:pic="http://schemas.openxmlformats.org/drawingml/2006/picture">
+                  <pic:nvPicPr>
+                    <pic:cNvPr id="606713863" name=""/>
+                    <pic:cNvPicPr/>
+                  </pic:nvPicPr>
+                  <pic:blipFill>
+                    <a:blip r:embed="rId14"/>
+                    <a:stretch>
+                      <a:fillRect/>
+                    </a:stretch>
+                  </pic:blipFill>
+                  <pic:spPr>
+                    <a:xfrm>
+                      <a:off x="0" y="0"/>
+                      <a:ext cx="5943600" cy="6409690"/>
+                    </a:xfrm>
+                    <a:prstGeom prst="rect">
+                      <a:avLst/>
+                    </a:prstGeom>
+                  </pic:spPr>
+                </pic:pic>
+              </a:graphicData>
+            </a:graphic>
+          </wp:inline>
+        </w:drawing>
+      </w:r>
+    </w:p>
+    <w:p>
+      <w:pPr>
+        <w:pStyle w:val="ListParagraph"/>
+        <w:ind w:left="1440"/>
+        <w:rPr>
+          <w:i/>
+          <w:color w:val="A6A6A6"/>
+        </w:rPr>
+      </w:pPr>
+      <w:r>
+        <w:rPr>
+          <w:i/>
+          <w:color w:val="A6A6A6"/>
+        </w:rPr>
+        <w:lastRenderedPageBreak/>
+        <w:drawing>
+          <wp:inline distT="0" distB="0" distL="0" distR="0" wp14:anchorId="17F4FB73" wp14:editId="79C64A27">
+            <wp:extent cx="5943600" cy="5838825"/>
+            <wp:effectExtent l="0" t="0" r="0" b="9525"/>
+            <wp:docPr id="2043051396" name="Picture 1"/>
+            <wp:cNvGraphicFramePr>
+              <a:graphicFrameLocks xmlns:a="http://schemas.openxmlformats.org/drawingml/2006/main" noChangeAspect="1"/>
+            </wp:cNvGraphicFramePr>
+            <a:graphic xmlns:a="http://schemas.openxmlformats.org/drawingml/2006/main">
+              <a:graphicData uri="http://schemas.openxmlformats.org/drawingml/2006/picture">
+                <pic:pic xmlns:pic="http://schemas.openxmlformats.org/drawingml/2006/picture">
+                  <pic:nvPicPr>
+                    <pic:cNvPr id="2043051396" name=""/>
+                    <pic:cNvPicPr/>
+                  </pic:nvPicPr>
+                  <pic:blipFill>
+                    <a:blip r:embed="rId15"/>
+                    <a:stretch>
+                      <a:fillRect/>
+                    </a:stretch>
+                  </pic:blipFill>
+                  <pic:spPr>
+                    <a:xfrm>
+                      <a:off x="0" y="0"/>
+                      <a:ext cx="5943600" cy="5838825"/>
+                    </a:xfrm>
+                    <a:prstGeom prst="rect">
+                      <a:avLst/>
+                    </a:prstGeom>
+                  </pic:spPr>
+                </pic:pic>
+              </a:graphicData>
+            </a:graphic>
+          </wp:inline>
+        </w:drawing>
       </w:r>
     </w:p>
     <w:p>
@@ -351,7 +692,7 @@
         <w:rPr>
           <w:color w:val="000000" w:themeColor="text1"/>
         </w:rPr>
-        <w:t xml:space="preserve">Endpoint /phones/1 trả về JSON trên trình duyệt</w:t>
+        <w:t>Endpoint /phones/1 trả về JSON trên trình duyệt</w:t>
       </w:r>
     </w:p>
     <w:p>
@@ -368,7 +709,42 @@
           <w:i/>
           <w:color w:val="A6A6A6"/>
         </w:rPr>
-        <w:t>[Dán ảnh chụp màn hình]</w:t>
+        <w:lastRenderedPageBreak/>
+        <w:drawing>
+          <wp:inline distT="0" distB="0" distL="0" distR="0" wp14:anchorId="39B84655" wp14:editId="4CB0814C">
+            <wp:extent cx="5943600" cy="6417310"/>
+            <wp:effectExtent l="0" t="0" r="0" b="2540"/>
+            <wp:docPr id="791181040" name="Picture 1"/>
+            <wp:cNvGraphicFramePr>
+              <a:graphicFrameLocks xmlns:a="http://schemas.openxmlformats.org/drawingml/2006/main" noChangeAspect="1"/>
+            </wp:cNvGraphicFramePr>
+            <a:graphic xmlns:a="http://schemas.openxmlformats.org/drawingml/2006/main">
+              <a:graphicData uri="http://schemas.openxmlformats.org/drawingml/2006/picture">
+                <pic:pic xmlns:pic="http://schemas.openxmlformats.org/drawingml/2006/picture">
+                  <pic:nvPicPr>
+                    <pic:cNvPr id="791181040" name=""/>
+                    <pic:cNvPicPr/>
+                  </pic:nvPicPr>
+                  <pic:blipFill>
+                    <a:blip r:embed="rId16"/>
+                    <a:stretch>
+                      <a:fillRect/>
+                    </a:stretch>
+                  </pic:blipFill>
+                  <pic:spPr>
+                    <a:xfrm>
+                      <a:off x="0" y="0"/>
+                      <a:ext cx="5943600" cy="6417310"/>
+                    </a:xfrm>
+                    <a:prstGeom prst="rect">
+                      <a:avLst/>
+                    </a:prstGeom>
+                  </pic:spPr>
+                </pic:pic>
+              </a:graphicData>
+            </a:graphic>
+          </wp:inline>
+        </w:drawing>
       </w:r>
     </w:p>
     <w:p>
@@ -387,7 +763,7 @@
         <w:rPr>
           <w:color w:val="000000" w:themeColor="text1"/>
         </w:rPr>
-        <w:t xml:space="preserve">Màn hình đang tải (Loading)</w:t>
+        <w:t>Màn hình đang tải (Loading)</w:t>
       </w:r>
     </w:p>
     <w:p>
@@ -404,7 +780,94 @@
           <w:i/>
           <w:color w:val="A6A6A6"/>
         </w:rPr>
-        <w:t>[Dán ảnh chụp màn hình]</w:t>
+        <w:lastRenderedPageBreak/>
+        <w:drawing>
+          <wp:inline distT="0" distB="0" distL="0" distR="0" wp14:anchorId="5FD6C4AF" wp14:editId="7247576A">
+            <wp:extent cx="5943600" cy="3343910"/>
+            <wp:effectExtent l="0" t="0" r="0" b="8890"/>
+            <wp:docPr id="32527595" name="Picture 1"/>
+            <wp:cNvGraphicFramePr>
+              <a:graphicFrameLocks xmlns:a="http://schemas.openxmlformats.org/drawingml/2006/main" noChangeAspect="1"/>
+            </wp:cNvGraphicFramePr>
+            <a:graphic xmlns:a="http://schemas.openxmlformats.org/drawingml/2006/main">
+              <a:graphicData uri="http://schemas.openxmlformats.org/drawingml/2006/picture">
+                <pic:pic xmlns:pic="http://schemas.openxmlformats.org/drawingml/2006/picture">
+                  <pic:nvPicPr>
+                    <pic:cNvPr id="32527595" name=""/>
+                    <pic:cNvPicPr/>
+                  </pic:nvPicPr>
+                  <pic:blipFill>
+                    <a:blip r:embed="rId17"/>
+                    <a:stretch>
+                      <a:fillRect/>
+                    </a:stretch>
+                  </pic:blipFill>
+                  <pic:spPr>
+                    <a:xfrm>
+                      <a:off x="0" y="0"/>
+                      <a:ext cx="5943600" cy="3343910"/>
+                    </a:xfrm>
+                    <a:prstGeom prst="rect">
+                      <a:avLst/>
+                    </a:prstGeom>
+                  </pic:spPr>
+                </pic:pic>
+              </a:graphicData>
+            </a:graphic>
+          </wp:inline>
+        </w:drawing>
+      </w:r>
+    </w:p>
+    <w:p>
+      <w:pPr>
+        <w:pStyle w:val="ListParagraph"/>
+        <w:ind w:left="1440"/>
+        <w:rPr>
+          <w:i/>
+          <w:color w:val="A6A6A6"/>
+        </w:rPr>
+      </w:pPr>
+      <w:r>
+        <w:rPr>
+          <w:i/>
+          <w:color w:val="A6A6A6"/>
+        </w:rPr>
+        <w:lastRenderedPageBreak/>
+        <w:drawing>
+          <wp:inline distT="0" distB="0" distL="0" distR="0" wp14:anchorId="110BCD40" wp14:editId="52560BB8">
+            <wp:extent cx="5943600" cy="6410960"/>
+            <wp:effectExtent l="0" t="0" r="0" b="8890"/>
+            <wp:docPr id="1945219838" name="Picture 1"/>
+            <wp:cNvGraphicFramePr>
+              <a:graphicFrameLocks xmlns:a="http://schemas.openxmlformats.org/drawingml/2006/main" noChangeAspect="1"/>
+            </wp:cNvGraphicFramePr>
+            <a:graphic xmlns:a="http://schemas.openxmlformats.org/drawingml/2006/main">
+              <a:graphicData uri="http://schemas.openxmlformats.org/drawingml/2006/picture">
+                <pic:pic xmlns:pic="http://schemas.openxmlformats.org/drawingml/2006/picture">
+                  <pic:nvPicPr>
+                    <pic:cNvPr id="1945219838" name=""/>
+                    <pic:cNvPicPr/>
+                  </pic:nvPicPr>
+                  <pic:blipFill>
+                    <a:blip r:embed="rId18"/>
+                    <a:stretch>
+                      <a:fillRect/>
+                    </a:stretch>
+                  </pic:blipFill>
+                  <pic:spPr>
+                    <a:xfrm>
+                      <a:off x="0" y="0"/>
+                      <a:ext cx="5943600" cy="6410960"/>
+                    </a:xfrm>
+                    <a:prstGeom prst="rect">
+                      <a:avLst/>
+                    </a:prstGeom>
+                  </pic:spPr>
+                </pic:pic>
+              </a:graphicData>
+            </a:graphic>
+          </wp:inline>
+        </w:drawing>
       </w:r>
     </w:p>
     <w:p>
@@ -423,7 +886,7 @@
         <w:rPr>
           <w:color w:val="000000" w:themeColor="text1"/>
         </w:rPr>
-        <w:t xml:space="preserve">Tải xong – màn Product hiện dữ liệu từ API</w:t>
+        <w:t>Tải xong – màn Product hiện dữ liệu từ API</w:t>
       </w:r>
     </w:p>
     <w:p>
@@ -440,7 +903,42 @@
           <w:i/>
           <w:color w:val="A6A6A6"/>
         </w:rPr>
-        <w:t>[Dán ảnh chụp màn hình]</w:t>
+        <w:lastRenderedPageBreak/>
+        <w:drawing>
+          <wp:inline distT="0" distB="0" distL="0" distR="0" wp14:anchorId="4900FAE6" wp14:editId="32707271">
+            <wp:extent cx="5943600" cy="6452235"/>
+            <wp:effectExtent l="0" t="0" r="0" b="5715"/>
+            <wp:docPr id="1699363829" name="Picture 1"/>
+            <wp:cNvGraphicFramePr>
+              <a:graphicFrameLocks xmlns:a="http://schemas.openxmlformats.org/drawingml/2006/main" noChangeAspect="1"/>
+            </wp:cNvGraphicFramePr>
+            <a:graphic xmlns:a="http://schemas.openxmlformats.org/drawingml/2006/main">
+              <a:graphicData uri="http://schemas.openxmlformats.org/drawingml/2006/picture">
+                <pic:pic xmlns:pic="http://schemas.openxmlformats.org/drawingml/2006/picture">
+                  <pic:nvPicPr>
+                    <pic:cNvPr id="1699363829" name=""/>
+                    <pic:cNvPicPr/>
+                  </pic:nvPicPr>
+                  <pic:blipFill>
+                    <a:blip r:embed="rId19"/>
+                    <a:stretch>
+                      <a:fillRect/>
+                    </a:stretch>
+                  </pic:blipFill>
+                  <pic:spPr>
+                    <a:xfrm>
+                      <a:off x="0" y="0"/>
+                      <a:ext cx="5943600" cy="6452235"/>
+                    </a:xfrm>
+                    <a:prstGeom prst="rect">
+                      <a:avLst/>
+                    </a:prstGeom>
+                  </pic:spPr>
+                </pic:pic>
+              </a:graphicData>
+            </a:graphic>
+          </wp:inline>
+        </w:drawing>
       </w:r>
     </w:p>
     <w:p>
@@ -459,7 +957,7 @@
         <w:rPr>
           <w:color w:val="000000" w:themeColor="text1"/>
         </w:rPr>
-        <w:t xml:space="preserve">Lỗi (sai URL / tắt mạng) – ErrorBox + nút THỬ LẠI</w:t>
+        <w:t>Lỗi (sai URL / tắt mạng) – ErrorBox + nút THỬ LẠI</w:t>
       </w:r>
     </w:p>
     <w:p>
@@ -476,7 +974,94 @@
           <w:i/>
           <w:color w:val="A6A6A6"/>
         </w:rPr>
-        <w:t>[Dán ảnh chụp màn hình]</w:t>
+        <w:lastRenderedPageBreak/>
+        <w:drawing>
+          <wp:inline distT="0" distB="0" distL="0" distR="0" wp14:anchorId="2FC94FDE" wp14:editId="11A5162A">
+            <wp:extent cx="5943600" cy="6463665"/>
+            <wp:effectExtent l="0" t="0" r="0" b="0"/>
+            <wp:docPr id="1102696495" name="Picture 1"/>
+            <wp:cNvGraphicFramePr>
+              <a:graphicFrameLocks xmlns:a="http://schemas.openxmlformats.org/drawingml/2006/main" noChangeAspect="1"/>
+            </wp:cNvGraphicFramePr>
+            <a:graphic xmlns:a="http://schemas.openxmlformats.org/drawingml/2006/main">
+              <a:graphicData uri="http://schemas.openxmlformats.org/drawingml/2006/picture">
+                <pic:pic xmlns:pic="http://schemas.openxmlformats.org/drawingml/2006/picture">
+                  <pic:nvPicPr>
+                    <pic:cNvPr id="1102696495" name=""/>
+                    <pic:cNvPicPr/>
+                  </pic:nvPicPr>
+                  <pic:blipFill>
+                    <a:blip r:embed="rId20"/>
+                    <a:stretch>
+                      <a:fillRect/>
+                    </a:stretch>
+                  </pic:blipFill>
+                  <pic:spPr>
+                    <a:xfrm>
+                      <a:off x="0" y="0"/>
+                      <a:ext cx="5943600" cy="6463665"/>
+                    </a:xfrm>
+                    <a:prstGeom prst="rect">
+                      <a:avLst/>
+                    </a:prstGeom>
+                  </pic:spPr>
+                </pic:pic>
+              </a:graphicData>
+            </a:graphic>
+          </wp:inline>
+        </w:drawing>
+      </w:r>
+    </w:p>
+    <w:p>
+      <w:pPr>
+        <w:pStyle w:val="ListParagraph"/>
+        <w:ind w:left="1440"/>
+        <w:rPr>
+          <w:i/>
+          <w:color w:val="A6A6A6"/>
+        </w:rPr>
+      </w:pPr>
+      <w:r>
+        <w:rPr>
+          <w:i/>
+          <w:color w:val="A6A6A6"/>
+        </w:rPr>
+        <w:lastRenderedPageBreak/>
+        <w:drawing>
+          <wp:inline distT="0" distB="0" distL="0" distR="0" wp14:anchorId="5C17940E" wp14:editId="12C15FA7">
+            <wp:extent cx="5943600" cy="3355975"/>
+            <wp:effectExtent l="0" t="0" r="0" b="0"/>
+            <wp:docPr id="959963272" name="Picture 1"/>
+            <wp:cNvGraphicFramePr>
+              <a:graphicFrameLocks xmlns:a="http://schemas.openxmlformats.org/drawingml/2006/main" noChangeAspect="1"/>
+            </wp:cNvGraphicFramePr>
+            <a:graphic xmlns:a="http://schemas.openxmlformats.org/drawingml/2006/main">
+              <a:graphicData uri="http://schemas.openxmlformats.org/drawingml/2006/picture">
+                <pic:pic xmlns:pic="http://schemas.openxmlformats.org/drawingml/2006/picture">
+                  <pic:nvPicPr>
+                    <pic:cNvPr id="959963272" name=""/>
+                    <pic:cNvPicPr/>
+                  </pic:nvPicPr>
+                  <pic:blipFill>
+                    <a:blip r:embed="rId21"/>
+                    <a:stretch>
+                      <a:fillRect/>
+                    </a:stretch>
+                  </pic:blipFill>
+                  <pic:spPr>
+                    <a:xfrm>
+                      <a:off x="0" y="0"/>
+                      <a:ext cx="5943600" cy="3355975"/>
+                    </a:xfrm>
+                    <a:prstGeom prst="rect">
+                      <a:avLst/>
+                    </a:prstGeom>
+                  </pic:spPr>
+                </pic:pic>
+              </a:graphicData>
+            </a:graphic>
+          </wp:inline>
+        </w:drawing>
       </w:r>
     </w:p>
     <w:p>
@@ -499,7 +1084,112 @@
           <w:bCs/>
           <w:color w:val="000000" w:themeColor="text1"/>
         </w:rPr>
-        <w:t xml:space="preserve">Bài 3: Bottom Tab Navigation</w:t>
+        <w:t>Bài 3: Bottom Tab Navigation</w:t>
+      </w:r>
+    </w:p>
+    <w:p>
+      <w:pPr>
+        <w:pStyle w:val="ListParagraph"/>
+        <w:spacing w:before="200"/>
+        <w:rPr>
+          <w:b/>
+          <w:bCs/>
+          <w:color w:val="000000" w:themeColor="text1"/>
+        </w:rPr>
+      </w:pPr>
+      <w:r>
+        <w:rPr>
+          <w:i/>
+          <w:color w:val="A6A6A6"/>
+        </w:rPr>
+        <w:drawing>
+          <wp:inline distT="0" distB="0" distL="0" distR="0" wp14:anchorId="0B0AA865" wp14:editId="7D059303">
+            <wp:extent cx="5943600" cy="3331845"/>
+            <wp:effectExtent l="0" t="0" r="0" b="1905"/>
+            <wp:docPr id="708101829" name="Picture 1"/>
+            <wp:cNvGraphicFramePr>
+              <a:graphicFrameLocks xmlns:a="http://schemas.openxmlformats.org/drawingml/2006/main" noChangeAspect="1"/>
+            </wp:cNvGraphicFramePr>
+            <a:graphic xmlns:a="http://schemas.openxmlformats.org/drawingml/2006/main">
+              <a:graphicData uri="http://schemas.openxmlformats.org/drawingml/2006/picture">
+                <pic:pic xmlns:pic="http://schemas.openxmlformats.org/drawingml/2006/picture">
+                  <pic:nvPicPr>
+                    <pic:cNvPr id="708101829" name=""/>
+                    <pic:cNvPicPr/>
+                  </pic:nvPicPr>
+                  <pic:blipFill>
+                    <a:blip r:embed="rId22"/>
+                    <a:stretch>
+                      <a:fillRect/>
+                    </a:stretch>
+                  </pic:blipFill>
+                  <pic:spPr>
+                    <a:xfrm>
+                      <a:off x="0" y="0"/>
+                      <a:ext cx="5943600" cy="3331845"/>
+                    </a:xfrm>
+                    <a:prstGeom prst="rect">
+                      <a:avLst/>
+                    </a:prstGeom>
+                  </pic:spPr>
+                </pic:pic>
+              </a:graphicData>
+            </a:graphic>
+          </wp:inline>
+        </w:drawing>
+      </w:r>
+    </w:p>
+    <w:p>
+      <w:pPr>
+        <w:pStyle w:val="ListParagraph"/>
+        <w:spacing w:before="200"/>
+        <w:rPr>
+          <w:b/>
+          <w:bCs/>
+          <w:color w:val="000000" w:themeColor="text1"/>
+        </w:rPr>
+      </w:pPr>
+      <w:r>
+        <w:rPr>
+          <w:i/>
+          <w:color w:val="A6A6A6"/>
+        </w:rPr>
+        <w:lastRenderedPageBreak/>
+        <w:drawing>
+          <wp:inline distT="0" distB="0" distL="0" distR="0" wp14:anchorId="74559B8C" wp14:editId="1C5701B0">
+            <wp:extent cx="5943600" cy="2990215"/>
+            <wp:effectExtent l="0" t="0" r="0" b="635"/>
+            <wp:docPr id="320293473" name="Picture 1"/>
+            <wp:cNvGraphicFramePr>
+              <a:graphicFrameLocks xmlns:a="http://schemas.openxmlformats.org/drawingml/2006/main" noChangeAspect="1"/>
+            </wp:cNvGraphicFramePr>
+            <a:graphic xmlns:a="http://schemas.openxmlformats.org/drawingml/2006/main">
+              <a:graphicData uri="http://schemas.openxmlformats.org/drawingml/2006/picture">
+                <pic:pic xmlns:pic="http://schemas.openxmlformats.org/drawingml/2006/picture">
+                  <pic:nvPicPr>
+                    <pic:cNvPr id="320293473" name=""/>
+                    <pic:cNvPicPr/>
+                  </pic:nvPicPr>
+                  <pic:blipFill>
+                    <a:blip r:embed="rId23"/>
+                    <a:stretch>
+                      <a:fillRect/>
+                    </a:stretch>
+                  </pic:blipFill>
+                  <pic:spPr>
+                    <a:xfrm>
+                      <a:off x="0" y="0"/>
+                      <a:ext cx="5943600" cy="2990215"/>
+                    </a:xfrm>
+                    <a:prstGeom prst="rect">
+                      <a:avLst/>
+                    </a:prstGeom>
+                  </pic:spPr>
+                </pic:pic>
+              </a:graphicData>
+            </a:graphic>
+          </wp:inline>
+        </w:drawing>
       </w:r>
     </w:p>
     <w:p>
@@ -518,7 +1208,7 @@
         <w:rPr>
           <w:color w:val="000000" w:themeColor="text1"/>
         </w:rPr>
-        <w:t xml:space="preserve">Tab Trang chủ – FlatList sản phẩm</w:t>
+        <w:t>Tab Trang chủ – FlatList sản phẩm</w:t>
       </w:r>
     </w:p>
     <w:p>
@@ -535,8 +1225,53 @@
           <w:i/>
           <w:color w:val="A6A6A6"/>
         </w:rPr>
-        <w:t>[Dán ảnh chụp màn hình]</w:t>
-      </w:r>
+        <w:lastRenderedPageBreak/>
+        <w:drawing>
+          <wp:inline distT="0" distB="0" distL="0" distR="0" wp14:anchorId="266F48A1" wp14:editId="3FE09DF4">
+            <wp:extent cx="5943600" cy="6694805"/>
+            <wp:effectExtent l="0" t="0" r="0" b="0"/>
+            <wp:docPr id="1376093650" name="Picture 1"/>
+            <wp:cNvGraphicFramePr>
+              <a:graphicFrameLocks xmlns:a="http://schemas.openxmlformats.org/drawingml/2006/main" noChangeAspect="1"/>
+            </wp:cNvGraphicFramePr>
+            <a:graphic xmlns:a="http://schemas.openxmlformats.org/drawingml/2006/main">
+              <a:graphicData uri="http://schemas.openxmlformats.org/drawingml/2006/picture">
+                <pic:pic xmlns:pic="http://schemas.openxmlformats.org/drawingml/2006/picture">
+                  <pic:nvPicPr>
+                    <pic:cNvPr id="1376093650" name=""/>
+                    <pic:cNvPicPr/>
+                  </pic:nvPicPr>
+                  <pic:blipFill>
+                    <a:blip r:embed="rId24"/>
+                    <a:stretch>
+                      <a:fillRect/>
+                    </a:stretch>
+                  </pic:blipFill>
+                  <pic:spPr>
+                    <a:xfrm>
+                      <a:off x="0" y="0"/>
+                      <a:ext cx="5943600" cy="6694805"/>
+                    </a:xfrm>
+                    <a:prstGeom prst="rect">
+                      <a:avLst/>
+                    </a:prstGeom>
+                  </pic:spPr>
+                </pic:pic>
+              </a:graphicData>
+            </a:graphic>
+          </wp:inline>
+        </w:drawing>
+      </w:r>
+    </w:p>
+    <w:p>
+      <w:pPr>
+        <w:pStyle w:val="ListParagraph"/>
+        <w:ind w:left="1440"/>
+        <w:rPr>
+          <w:i/>
+          <w:color w:val="A6A6A6"/>
+        </w:rPr>
+      </w:pPr>
     </w:p>
     <w:p>
       <w:pPr>
@@ -554,7 +1289,7 @@
         <w:rPr>
           <w:color w:val="000000" w:themeColor="text1"/>
         </w:rPr>
-        <w:t xml:space="preserve">Tab Tìm kiếm – gõ “aris” còn 1 kết quả</w:t>
+        <w:t>Tab Tìm kiếm – gõ “aris” còn 1 kết quả</w:t>
       </w:r>
     </w:p>
     <w:p>
@@ -571,7 +1306,42 @@
           <w:i/>
           <w:color w:val="A6A6A6"/>
         </w:rPr>
-        <w:t>[Dán ảnh chụp màn hình]</w:t>
+        <w:lastRenderedPageBreak/>
+        <w:drawing>
+          <wp:inline distT="0" distB="0" distL="0" distR="0" wp14:anchorId="3662EE3E" wp14:editId="0DBB48FC">
+            <wp:extent cx="5943600" cy="6486525"/>
+            <wp:effectExtent l="0" t="0" r="0" b="9525"/>
+            <wp:docPr id="1018355018" name="Picture 1"/>
+            <wp:cNvGraphicFramePr>
+              <a:graphicFrameLocks xmlns:a="http://schemas.openxmlformats.org/drawingml/2006/main" noChangeAspect="1"/>
+            </wp:cNvGraphicFramePr>
+            <a:graphic xmlns:a="http://schemas.openxmlformats.org/drawingml/2006/main">
+              <a:graphicData uri="http://schemas.openxmlformats.org/drawingml/2006/picture">
+                <pic:pic xmlns:pic="http://schemas.openxmlformats.org/drawingml/2006/picture">
+                  <pic:nvPicPr>
+                    <pic:cNvPr id="1018355018" name=""/>
+                    <pic:cNvPicPr/>
+                  </pic:nvPicPr>
+                  <pic:blipFill>
+                    <a:blip r:embed="rId25"/>
+                    <a:stretch>
+                      <a:fillRect/>
+                    </a:stretch>
+                  </pic:blipFill>
+                  <pic:spPr>
+                    <a:xfrm>
+                      <a:off x="0" y="0"/>
+                      <a:ext cx="5943600" cy="6486525"/>
+                    </a:xfrm>
+                    <a:prstGeom prst="rect">
+                      <a:avLst/>
+                    </a:prstGeom>
+                  </pic:spPr>
+                </pic:pic>
+              </a:graphicData>
+            </a:graphic>
+          </wp:inline>
+        </w:drawing>
       </w:r>
     </w:p>
     <w:p>
@@ -590,7 +1360,7 @@
         <w:rPr>
           <w:color w:val="000000" w:themeColor="text1"/>
         </w:rPr>
-        <w:t xml:space="preserve">Tab Tìm kiếm – gõ “zzz” không có kết quả</w:t>
+        <w:t>Tab Tìm kiếm – gõ “zzz” không có kết quả</w:t>
       </w:r>
     </w:p>
     <w:p>
@@ -607,7 +1377,49 @@
           <w:i/>
           <w:color w:val="A6A6A6"/>
         </w:rPr>
-        <w:t>[Dán ảnh chụp màn hình]</w:t>
+        <w:lastRenderedPageBreak/>
+        <w:t>[</w:t>
+      </w:r>
+      <w:r>
+        <w:rPr>
+          <w:i/>
+          <w:color w:val="A6A6A6"/>
+        </w:rPr>
+        <w:drawing>
+          <wp:inline distT="0" distB="0" distL="0" distR="0" wp14:anchorId="36B70380" wp14:editId="624EBC99">
+            <wp:extent cx="5943600" cy="6358890"/>
+            <wp:effectExtent l="0" t="0" r="0" b="3810"/>
+            <wp:docPr id="763828449" name="Picture 1"/>
+            <wp:cNvGraphicFramePr>
+              <a:graphicFrameLocks xmlns:a="http://schemas.openxmlformats.org/drawingml/2006/main" noChangeAspect="1"/>
+            </wp:cNvGraphicFramePr>
+            <a:graphic xmlns:a="http://schemas.openxmlformats.org/drawingml/2006/main">
+              <a:graphicData uri="http://schemas.openxmlformats.org/drawingml/2006/picture">
+                <pic:pic xmlns:pic="http://schemas.openxmlformats.org/drawingml/2006/picture">
+                  <pic:nvPicPr>
+                    <pic:cNvPr id="763828449" name=""/>
+                    <pic:cNvPicPr/>
+                  </pic:nvPicPr>
+                  <pic:blipFill>
+                    <a:blip r:embed="rId26"/>
+                    <a:stretch>
+                      <a:fillRect/>
+                    </a:stretch>
+                  </pic:blipFill>
+                  <pic:spPr>
+                    <a:xfrm>
+                      <a:off x="0" y="0"/>
+                      <a:ext cx="5943600" cy="6358890"/>
+                    </a:xfrm>
+                    <a:prstGeom prst="rect">
+                      <a:avLst/>
+                    </a:prstGeom>
+                  </pic:spPr>
+                </pic:pic>
+              </a:graphicData>
+            </a:graphic>
+          </wp:inline>
+        </w:drawing>
       </w:r>
     </w:p>
     <w:p>
@@ -626,7 +1438,7 @@
         <w:rPr>
           <w:color w:val="000000" w:themeColor="text1"/>
         </w:rPr>
-        <w:t xml:space="preserve">Tab Cá nhân – Avatar + tên + email</w:t>
+        <w:t>Tab Cá nhân – Avatar + tên + email</w:t>
       </w:r>
     </w:p>
     <w:p>
@@ -643,7 +1455,42 @@
           <w:i/>
           <w:color w:val="A6A6A6"/>
         </w:rPr>
-        <w:t>[Dán ảnh chụp màn hình]</w:t>
+        <w:lastRenderedPageBreak/>
+        <w:drawing>
+          <wp:inline distT="0" distB="0" distL="0" distR="0" wp14:anchorId="37FC478A" wp14:editId="75F9AC28">
+            <wp:extent cx="5943600" cy="6380480"/>
+            <wp:effectExtent l="0" t="0" r="0" b="1270"/>
+            <wp:docPr id="1480478711" name="Picture 1"/>
+            <wp:cNvGraphicFramePr>
+              <a:graphicFrameLocks xmlns:a="http://schemas.openxmlformats.org/drawingml/2006/main" noChangeAspect="1"/>
+            </wp:cNvGraphicFramePr>
+            <a:graphic xmlns:a="http://schemas.openxmlformats.org/drawingml/2006/main">
+              <a:graphicData uri="http://schemas.openxmlformats.org/drawingml/2006/picture">
+                <pic:pic xmlns:pic="http://schemas.openxmlformats.org/drawingml/2006/picture">
+                  <pic:nvPicPr>
+                    <pic:cNvPr id="1480478711" name=""/>
+                    <pic:cNvPicPr/>
+                  </pic:nvPicPr>
+                  <pic:blipFill>
+                    <a:blip r:embed="rId27"/>
+                    <a:stretch>
+                      <a:fillRect/>
+                    </a:stretch>
+                  </pic:blipFill>
+                  <pic:spPr>
+                    <a:xfrm>
+                      <a:off x="0" y="0"/>
+                      <a:ext cx="5943600" cy="6380480"/>
+                    </a:xfrm>
+                    <a:prstGeom prst="rect">
+                      <a:avLst/>
+                    </a:prstGeom>
+                  </pic:spPr>
+                </pic:pic>
+              </a:graphicData>
+            </a:graphic>
+          </wp:inline>
+        </w:drawing>
       </w:r>
     </w:p>
     <w:p>
@@ -666,7 +1513,435 @@
           <w:bCs/>
           <w:color w:val="000000" w:themeColor="text1"/>
         </w:rPr>
-        <w:t xml:space="preserve">Bài 4: Stack + Tab + Passing Params</w:t>
+        <w:t>Bài 4: Stack + Tab + Passing Params</w:t>
+      </w:r>
+    </w:p>
+    <w:p>
+      <w:pPr>
+        <w:pStyle w:val="ListParagraph"/>
+        <w:spacing w:before="200"/>
+        <w:rPr>
+          <w:b/>
+          <w:bCs/>
+          <w:color w:val="000000" w:themeColor="text1"/>
+        </w:rPr>
+      </w:pPr>
+      <w:r>
+        <w:rPr>
+          <w:b/>
+          <w:bCs/>
+          <w:color w:val="000000" w:themeColor="text1"/>
+        </w:rPr>
+        <w:lastRenderedPageBreak/>
+        <w:drawing>
+          <wp:inline distT="0" distB="0" distL="0" distR="0" wp14:anchorId="74A18510" wp14:editId="406534A9">
+            <wp:extent cx="5943600" cy="3343275"/>
+            <wp:effectExtent l="0" t="0" r="0" b="9525"/>
+            <wp:docPr id="1712445714" name="Picture 1"/>
+            <wp:cNvGraphicFramePr>
+              <a:graphicFrameLocks xmlns:a="http://schemas.openxmlformats.org/drawingml/2006/main" noChangeAspect="1"/>
+            </wp:cNvGraphicFramePr>
+            <a:graphic xmlns:a="http://schemas.openxmlformats.org/drawingml/2006/main">
+              <a:graphicData uri="http://schemas.openxmlformats.org/drawingml/2006/picture">
+                <pic:pic xmlns:pic="http://schemas.openxmlformats.org/drawingml/2006/picture">
+                  <pic:nvPicPr>
+                    <pic:cNvPr id="1712445714" name=""/>
+                    <pic:cNvPicPr/>
+                  </pic:nvPicPr>
+                  <pic:blipFill>
+                    <a:blip r:embed="rId28"/>
+                    <a:stretch>
+                      <a:fillRect/>
+                    </a:stretch>
+                  </pic:blipFill>
+                  <pic:spPr>
+                    <a:xfrm>
+                      <a:off x="0" y="0"/>
+                      <a:ext cx="5943600" cy="3343275"/>
+                    </a:xfrm>
+                    <a:prstGeom prst="rect">
+                      <a:avLst/>
+                    </a:prstGeom>
+                  </pic:spPr>
+                </pic:pic>
+              </a:graphicData>
+            </a:graphic>
+          </wp:inline>
+        </w:drawing>
+      </w:r>
+    </w:p>
+    <w:p>
+      <w:pPr>
+        <w:pStyle w:val="ListParagraph"/>
+        <w:spacing w:before="200"/>
+        <w:rPr>
+          <w:b/>
+          <w:bCs/>
+          <w:color w:val="000000" w:themeColor="text1"/>
+        </w:rPr>
+      </w:pPr>
+      <w:r>
+        <w:rPr>
+          <w:b/>
+          <w:bCs/>
+          <w:color w:val="000000" w:themeColor="text1"/>
+        </w:rPr>
+        <w:drawing>
+          <wp:inline distT="0" distB="0" distL="0" distR="0" wp14:anchorId="7BC4153C" wp14:editId="5E4D1FE3">
+            <wp:extent cx="5943600" cy="3343275"/>
+            <wp:effectExtent l="0" t="0" r="0" b="9525"/>
+            <wp:docPr id="941893086" name="Picture 1"/>
+            <wp:cNvGraphicFramePr>
+              <a:graphicFrameLocks xmlns:a="http://schemas.openxmlformats.org/drawingml/2006/main" noChangeAspect="1"/>
+            </wp:cNvGraphicFramePr>
+            <a:graphic xmlns:a="http://schemas.openxmlformats.org/drawingml/2006/main">
+              <a:graphicData uri="http://schemas.openxmlformats.org/drawingml/2006/picture">
+                <pic:pic xmlns:pic="http://schemas.openxmlformats.org/drawingml/2006/picture">
+                  <pic:nvPicPr>
+                    <pic:cNvPr id="941893086" name=""/>
+                    <pic:cNvPicPr/>
+                  </pic:nvPicPr>
+                  <pic:blipFill>
+                    <a:blip r:embed="rId29"/>
+                    <a:stretch>
+                      <a:fillRect/>
+                    </a:stretch>
+                  </pic:blipFill>
+                  <pic:spPr>
+                    <a:xfrm>
+                      <a:off x="0" y="0"/>
+                      <a:ext cx="5943600" cy="3343275"/>
+                    </a:xfrm>
+                    <a:prstGeom prst="rect">
+                      <a:avLst/>
+                    </a:prstGeom>
+                  </pic:spPr>
+                </pic:pic>
+              </a:graphicData>
+            </a:graphic>
+          </wp:inline>
+        </w:drawing>
+      </w:r>
+    </w:p>
+    <w:p>
+      <w:pPr>
+        <w:pStyle w:val="ListParagraph"/>
+        <w:spacing w:before="200"/>
+        <w:rPr>
+          <w:b/>
+          <w:bCs/>
+          <w:color w:val="000000" w:themeColor="text1"/>
+        </w:rPr>
+      </w:pPr>
+      <w:r>
+        <w:rPr>
+          <w:b/>
+          <w:bCs/>
+          <w:color w:val="000000" w:themeColor="text1"/>
+        </w:rPr>
+        <w:lastRenderedPageBreak/>
+        <w:drawing>
+          <wp:inline distT="0" distB="0" distL="0" distR="0" wp14:anchorId="38922ECB" wp14:editId="3EB0DCA3">
+            <wp:extent cx="5943600" cy="3343275"/>
+            <wp:effectExtent l="0" t="0" r="0" b="9525"/>
+            <wp:docPr id="69395065" name="Picture 1"/>
+            <wp:cNvGraphicFramePr>
+              <a:graphicFrameLocks xmlns:a="http://schemas.openxmlformats.org/drawingml/2006/main" noChangeAspect="1"/>
+            </wp:cNvGraphicFramePr>
+            <a:graphic xmlns:a="http://schemas.openxmlformats.org/drawingml/2006/main">
+              <a:graphicData uri="http://schemas.openxmlformats.org/drawingml/2006/picture">
+                <pic:pic xmlns:pic="http://schemas.openxmlformats.org/drawingml/2006/picture">
+                  <pic:nvPicPr>
+                    <pic:cNvPr id="69395065" name=""/>
+                    <pic:cNvPicPr/>
+                  </pic:nvPicPr>
+                  <pic:blipFill>
+                    <a:blip r:embed="rId30"/>
+                    <a:stretch>
+                      <a:fillRect/>
+                    </a:stretch>
+                  </pic:blipFill>
+                  <pic:spPr>
+                    <a:xfrm>
+                      <a:off x="0" y="0"/>
+                      <a:ext cx="5943600" cy="3343275"/>
+                    </a:xfrm>
+                    <a:prstGeom prst="rect">
+                      <a:avLst/>
+                    </a:prstGeom>
+                  </pic:spPr>
+                </pic:pic>
+              </a:graphicData>
+            </a:graphic>
+          </wp:inline>
+        </w:drawing>
+      </w:r>
+    </w:p>
+    <w:p>
+      <w:pPr>
+        <w:pStyle w:val="ListParagraph"/>
+        <w:spacing w:before="200"/>
+        <w:rPr>
+          <w:b/>
+          <w:bCs/>
+          <w:color w:val="000000" w:themeColor="text1"/>
+        </w:rPr>
+      </w:pPr>
+      <w:r>
+        <w:rPr>
+          <w:b/>
+          <w:bCs/>
+          <w:color w:val="000000" w:themeColor="text1"/>
+        </w:rPr>
+        <w:drawing>
+          <wp:inline distT="0" distB="0" distL="0" distR="0" wp14:anchorId="26A6E8C5" wp14:editId="126967D7">
+            <wp:extent cx="5943600" cy="3343275"/>
+            <wp:effectExtent l="0" t="0" r="0" b="9525"/>
+            <wp:docPr id="482627827" name="Picture 1"/>
+            <wp:cNvGraphicFramePr>
+              <a:graphicFrameLocks xmlns:a="http://schemas.openxmlformats.org/drawingml/2006/main" noChangeAspect="1"/>
+            </wp:cNvGraphicFramePr>
+            <a:graphic xmlns:a="http://schemas.openxmlformats.org/drawingml/2006/main">
+              <a:graphicData uri="http://schemas.openxmlformats.org/drawingml/2006/picture">
+                <pic:pic xmlns:pic="http://schemas.openxmlformats.org/drawingml/2006/picture">
+                  <pic:nvPicPr>
+                    <pic:cNvPr id="482627827" name=""/>
+                    <pic:cNvPicPr/>
+                  </pic:nvPicPr>
+                  <pic:blipFill>
+                    <a:blip r:embed="rId31"/>
+                    <a:stretch>
+                      <a:fillRect/>
+                    </a:stretch>
+                  </pic:blipFill>
+                  <pic:spPr>
+                    <a:xfrm>
+                      <a:off x="0" y="0"/>
+                      <a:ext cx="5943600" cy="3343275"/>
+                    </a:xfrm>
+                    <a:prstGeom prst="rect">
+                      <a:avLst/>
+                    </a:prstGeom>
+                  </pic:spPr>
+                </pic:pic>
+              </a:graphicData>
+            </a:graphic>
+          </wp:inline>
+        </w:drawing>
+      </w:r>
+    </w:p>
+    <w:p>
+      <w:pPr>
+        <w:pStyle w:val="ListParagraph"/>
+        <w:spacing w:before="200"/>
+        <w:rPr>
+          <w:b/>
+          <w:bCs/>
+          <w:color w:val="000000" w:themeColor="text1"/>
+        </w:rPr>
+      </w:pPr>
+      <w:r>
+        <w:rPr>
+          <w:b/>
+          <w:bCs/>
+          <w:color w:val="000000" w:themeColor="text1"/>
+        </w:rPr>
+        <w:lastRenderedPageBreak/>
+        <w:drawing>
+          <wp:inline distT="0" distB="0" distL="0" distR="0" wp14:anchorId="2ACD483B" wp14:editId="346505BE">
+            <wp:extent cx="5943600" cy="3343275"/>
+            <wp:effectExtent l="0" t="0" r="0" b="9525"/>
+            <wp:docPr id="754356388" name="Picture 1"/>
+            <wp:cNvGraphicFramePr>
+              <a:graphicFrameLocks xmlns:a="http://schemas.openxmlformats.org/drawingml/2006/main" noChangeAspect="1"/>
+            </wp:cNvGraphicFramePr>
+            <a:graphic xmlns:a="http://schemas.openxmlformats.org/drawingml/2006/main">
+              <a:graphicData uri="http://schemas.openxmlformats.org/drawingml/2006/picture">
+                <pic:pic xmlns:pic="http://schemas.openxmlformats.org/drawingml/2006/picture">
+                  <pic:nvPicPr>
+                    <pic:cNvPr id="754356388" name=""/>
+                    <pic:cNvPicPr/>
+                  </pic:nvPicPr>
+                  <pic:blipFill>
+                    <a:blip r:embed="rId32"/>
+                    <a:stretch>
+                      <a:fillRect/>
+                    </a:stretch>
+                  </pic:blipFill>
+                  <pic:spPr>
+                    <a:xfrm>
+                      <a:off x="0" y="0"/>
+                      <a:ext cx="5943600" cy="3343275"/>
+                    </a:xfrm>
+                    <a:prstGeom prst="rect">
+                      <a:avLst/>
+                    </a:prstGeom>
+                  </pic:spPr>
+                </pic:pic>
+              </a:graphicData>
+            </a:graphic>
+          </wp:inline>
+        </w:drawing>
+      </w:r>
+    </w:p>
+    <w:p>
+      <w:pPr>
+        <w:pStyle w:val="ListParagraph"/>
+        <w:spacing w:before="200"/>
+        <w:rPr>
+          <w:b/>
+          <w:bCs/>
+          <w:color w:val="000000" w:themeColor="text1"/>
+        </w:rPr>
+      </w:pPr>
+      <w:r>
+        <w:rPr>
+          <w:b/>
+          <w:bCs/>
+          <w:color w:val="000000" w:themeColor="text1"/>
+        </w:rPr>
+        <w:drawing>
+          <wp:inline distT="0" distB="0" distL="0" distR="0" wp14:anchorId="4FAFA466" wp14:editId="766D91CC">
+            <wp:extent cx="5943600" cy="3343275"/>
+            <wp:effectExtent l="0" t="0" r="0" b="9525"/>
+            <wp:docPr id="1554025317" name="Picture 1"/>
+            <wp:cNvGraphicFramePr>
+              <a:graphicFrameLocks xmlns:a="http://schemas.openxmlformats.org/drawingml/2006/main" noChangeAspect="1"/>
+            </wp:cNvGraphicFramePr>
+            <a:graphic xmlns:a="http://schemas.openxmlformats.org/drawingml/2006/main">
+              <a:graphicData uri="http://schemas.openxmlformats.org/drawingml/2006/picture">
+                <pic:pic xmlns:pic="http://schemas.openxmlformats.org/drawingml/2006/picture">
+                  <pic:nvPicPr>
+                    <pic:cNvPr id="1554025317" name=""/>
+                    <pic:cNvPicPr/>
+                  </pic:nvPicPr>
+                  <pic:blipFill>
+                    <a:blip r:embed="rId33"/>
+                    <a:stretch>
+                      <a:fillRect/>
+                    </a:stretch>
+                  </pic:blipFill>
+                  <pic:spPr>
+                    <a:xfrm>
+                      <a:off x="0" y="0"/>
+                      <a:ext cx="5943600" cy="3343275"/>
+                    </a:xfrm>
+                    <a:prstGeom prst="rect">
+                      <a:avLst/>
+                    </a:prstGeom>
+                  </pic:spPr>
+                </pic:pic>
+              </a:graphicData>
+            </a:graphic>
+          </wp:inline>
+        </w:drawing>
+      </w:r>
+    </w:p>
+    <w:p>
+      <w:pPr>
+        <w:pStyle w:val="ListParagraph"/>
+        <w:spacing w:before="200"/>
+        <w:rPr>
+          <w:b/>
+          <w:bCs/>
+          <w:color w:val="000000" w:themeColor="text1"/>
+        </w:rPr>
+      </w:pPr>
+      <w:r>
+        <w:rPr>
+          <w:b/>
+          <w:bCs/>
+          <w:color w:val="000000" w:themeColor="text1"/>
+        </w:rPr>
+        <w:lastRenderedPageBreak/>
+        <w:drawing>
+          <wp:inline distT="0" distB="0" distL="0" distR="0" wp14:anchorId="5C4F2386" wp14:editId="1ABFC7E5">
+            <wp:extent cx="5943600" cy="3343275"/>
+            <wp:effectExtent l="0" t="0" r="0" b="9525"/>
+            <wp:docPr id="67736269" name="Picture 1"/>
+            <wp:cNvGraphicFramePr>
+              <a:graphicFrameLocks xmlns:a="http://schemas.openxmlformats.org/drawingml/2006/main" noChangeAspect="1"/>
+            </wp:cNvGraphicFramePr>
+            <a:graphic xmlns:a="http://schemas.openxmlformats.org/drawingml/2006/main">
+              <a:graphicData uri="http://schemas.openxmlformats.org/drawingml/2006/picture">
+                <pic:pic xmlns:pic="http://schemas.openxmlformats.org/drawingml/2006/picture">
+                  <pic:nvPicPr>
+                    <pic:cNvPr id="67736269" name=""/>
+                    <pic:cNvPicPr/>
+                  </pic:nvPicPr>
+                  <pic:blipFill>
+                    <a:blip r:embed="rId34"/>
+                    <a:stretch>
+                      <a:fillRect/>
+                    </a:stretch>
+                  </pic:blipFill>
+                  <pic:spPr>
+                    <a:xfrm>
+                      <a:off x="0" y="0"/>
+                      <a:ext cx="5943600" cy="3343275"/>
+                    </a:xfrm>
+                    <a:prstGeom prst="rect">
+                      <a:avLst/>
+                    </a:prstGeom>
+                  </pic:spPr>
+                </pic:pic>
+              </a:graphicData>
+            </a:graphic>
+          </wp:inline>
+        </w:drawing>
+      </w:r>
+    </w:p>
+    <w:p>
+      <w:pPr>
+        <w:pStyle w:val="ListParagraph"/>
+        <w:spacing w:before="200"/>
+        <w:rPr>
+          <w:b/>
+          <w:bCs/>
+          <w:color w:val="000000" w:themeColor="text1"/>
+        </w:rPr>
+      </w:pPr>
+      <w:r>
+        <w:rPr>
+          <w:b/>
+          <w:bCs/>
+          <w:color w:val="000000" w:themeColor="text1"/>
+        </w:rPr>
+        <w:drawing>
+          <wp:inline distT="0" distB="0" distL="0" distR="0" wp14:anchorId="11D10308" wp14:editId="7C935923">
+            <wp:extent cx="5943600" cy="3343275"/>
+            <wp:effectExtent l="0" t="0" r="0" b="9525"/>
+            <wp:docPr id="60242679" name="Picture 1"/>
+            <wp:cNvGraphicFramePr>
+              <a:graphicFrameLocks xmlns:a="http://schemas.openxmlformats.org/drawingml/2006/main" noChangeAspect="1"/>
+            </wp:cNvGraphicFramePr>
+            <a:graphic xmlns:a="http://schemas.openxmlformats.org/drawingml/2006/main">
+              <a:graphicData uri="http://schemas.openxmlformats.org/drawingml/2006/picture">
+                <pic:pic xmlns:pic="http://schemas.openxmlformats.org/drawingml/2006/picture">
+                  <pic:nvPicPr>
+                    <pic:cNvPr id="60242679" name=""/>
+                    <pic:cNvPicPr/>
+                  </pic:nvPicPr>
+                  <pic:blipFill>
+                    <a:blip r:embed="rId35"/>
+                    <a:stretch>
+                      <a:fillRect/>
+                    </a:stretch>
+                  </pic:blipFill>
+                  <pic:spPr>
+                    <a:xfrm>
+                      <a:off x="0" y="0"/>
+                      <a:ext cx="5943600" cy="3343275"/>
+                    </a:xfrm>
+                    <a:prstGeom prst="rect">
+                      <a:avLst/>
+                    </a:prstGeom>
+                  </pic:spPr>
+                </pic:pic>
+              </a:graphicData>
+            </a:graphic>
+          </wp:inline>
+        </w:drawing>
       </w:r>
     </w:p>
     <w:p>
@@ -685,7 +1960,7 @@
         <w:rPr>
           <w:color w:val="000000" w:themeColor="text1"/>
         </w:rPr>
-        <w:t xml:space="preserve">Tab Products – danh sách sản phẩm</w:t>
+        <w:t>Tab Products – danh sách sản phẩm</w:t>
       </w:r>
     </w:p>
     <w:p>
@@ -702,7 +1977,42 @@
           <w:i/>
           <w:color w:val="A6A6A6"/>
         </w:rPr>
-        <w:t>[Dán ảnh chụp màn hình]</w:t>
+        <w:lastRenderedPageBreak/>
+        <w:drawing>
+          <wp:inline distT="0" distB="0" distL="0" distR="0" wp14:anchorId="361242B3" wp14:editId="3383D36C">
+            <wp:extent cx="5943600" cy="6417945"/>
+            <wp:effectExtent l="0" t="0" r="0" b="1905"/>
+            <wp:docPr id="1593125789" name="Picture 1"/>
+            <wp:cNvGraphicFramePr>
+              <a:graphicFrameLocks xmlns:a="http://schemas.openxmlformats.org/drawingml/2006/main" noChangeAspect="1"/>
+            </wp:cNvGraphicFramePr>
+            <a:graphic xmlns:a="http://schemas.openxmlformats.org/drawingml/2006/main">
+              <a:graphicData uri="http://schemas.openxmlformats.org/drawingml/2006/picture">
+                <pic:pic xmlns:pic="http://schemas.openxmlformats.org/drawingml/2006/picture">
+                  <pic:nvPicPr>
+                    <pic:cNvPr id="1593125789" name=""/>
+                    <pic:cNvPicPr/>
+                  </pic:nvPicPr>
+                  <pic:blipFill>
+                    <a:blip r:embed="rId36"/>
+                    <a:stretch>
+                      <a:fillRect/>
+                    </a:stretch>
+                  </pic:blipFill>
+                  <pic:spPr>
+                    <a:xfrm>
+                      <a:off x="0" y="0"/>
+                      <a:ext cx="5943600" cy="6417945"/>
+                    </a:xfrm>
+                    <a:prstGeom prst="rect">
+                      <a:avLst/>
+                    </a:prstGeom>
+                  </pic:spPr>
+                </pic:pic>
+              </a:graphicData>
+            </a:graphic>
+          </wp:inline>
+        </w:drawing>
       </w:r>
     </w:p>
     <w:p>
@@ -721,7 +2031,7 @@
         <w:rPr>
           <w:color w:val="000000" w:themeColor="text1"/>
         </w:rPr>
-        <w:t xml:space="preserve">ProductDetails – Vsmart Live 4 (id = 2, giá 3.990.000 đ)</w:t>
+        <w:t>ProductDetails – Vsmart Live 4 (id = 2, giá 3.990.000 đ)</w:t>
       </w:r>
     </w:p>
     <w:p>
@@ -738,7 +2048,42 @@
           <w:i/>
           <w:color w:val="A6A6A6"/>
         </w:rPr>
-        <w:t>[Dán ảnh chụp màn hình]</w:t>
+        <w:lastRenderedPageBreak/>
+        <w:drawing>
+          <wp:inline distT="0" distB="0" distL="0" distR="0" wp14:anchorId="4755E14B" wp14:editId="1B6B52E6">
+            <wp:extent cx="5943600" cy="6449695"/>
+            <wp:effectExtent l="0" t="0" r="0" b="8255"/>
+            <wp:docPr id="1483636099" name="Picture 1"/>
+            <wp:cNvGraphicFramePr>
+              <a:graphicFrameLocks xmlns:a="http://schemas.openxmlformats.org/drawingml/2006/main" noChangeAspect="1"/>
+            </wp:cNvGraphicFramePr>
+            <a:graphic xmlns:a="http://schemas.openxmlformats.org/drawingml/2006/main">
+              <a:graphicData uri="http://schemas.openxmlformats.org/drawingml/2006/picture">
+                <pic:pic xmlns:pic="http://schemas.openxmlformats.org/drawingml/2006/picture">
+                  <pic:nvPicPr>
+                    <pic:cNvPr id="1483636099" name=""/>
+                    <pic:cNvPicPr/>
+                  </pic:nvPicPr>
+                  <pic:blipFill>
+                    <a:blip r:embed="rId37"/>
+                    <a:stretch>
+                      <a:fillRect/>
+                    </a:stretch>
+                  </pic:blipFill>
+                  <pic:spPr>
+                    <a:xfrm>
+                      <a:off x="0" y="0"/>
+                      <a:ext cx="5943600" cy="6449695"/>
+                    </a:xfrm>
+                    <a:prstGeom prst="rect">
+                      <a:avLst/>
+                    </a:prstGeom>
+                  </pic:spPr>
+                </pic:pic>
+              </a:graphicData>
+            </a:graphic>
+          </wp:inline>
+        </w:drawing>
       </w:r>
     </w:p>
     <w:p>
@@ -757,7 +2102,7 @@
         <w:rPr>
           <w:color w:val="000000" w:themeColor="text1"/>
         </w:rPr>
-        <w:t xml:space="preserve">Bấm “♡ Lưu vào yêu thích” → “♥ Đã lưu”</w:t>
+        <w:t>Bấm “♡ Lưu vào yêu thích” → “♥ Đã lưu”</w:t>
       </w:r>
     </w:p>
     <w:p>
@@ -774,7 +2119,49 @@
           <w:i/>
           <w:color w:val="A6A6A6"/>
         </w:rPr>
-        <w:t>[Dán ảnh chụp màn hình]</w:t>
+        <w:lastRenderedPageBreak/>
+        <w:drawing>
+          <wp:inline distT="0" distB="0" distL="0" distR="0" wp14:anchorId="51749B9A" wp14:editId="46B1D026">
+            <wp:extent cx="5943600" cy="6457315"/>
+            <wp:effectExtent l="0" t="0" r="0" b="635"/>
+            <wp:docPr id="1515720851" name="Picture 1"/>
+            <wp:cNvGraphicFramePr>
+              <a:graphicFrameLocks xmlns:a="http://schemas.openxmlformats.org/drawingml/2006/main" noChangeAspect="1"/>
+            </wp:cNvGraphicFramePr>
+            <a:graphic xmlns:a="http://schemas.openxmlformats.org/drawingml/2006/main">
+              <a:graphicData uri="http://schemas.openxmlformats.org/drawingml/2006/picture">
+                <pic:pic xmlns:pic="http://schemas.openxmlformats.org/drawingml/2006/picture">
+                  <pic:nvPicPr>
+                    <pic:cNvPr id="1515720851" name=""/>
+                    <pic:cNvPicPr/>
+                  </pic:nvPicPr>
+                  <pic:blipFill>
+                    <a:blip r:embed="rId38"/>
+                    <a:stretch>
+                      <a:fillRect/>
+                    </a:stretch>
+                  </pic:blipFill>
+                  <pic:spPr>
+                    <a:xfrm>
+                      <a:off x="0" y="0"/>
+                      <a:ext cx="5943600" cy="6457315"/>
+                    </a:xfrm>
+                    <a:prstGeom prst="rect">
+                      <a:avLst/>
+                    </a:prstGeom>
+                  </pic:spPr>
+                </pic:pic>
+              </a:graphicData>
+            </a:graphic>
+          </wp:inline>
+        </w:drawing>
+      </w:r>
+      <w:r>
+        <w:rPr>
+          <w:i/>
+          <w:color w:val="A6A6A6"/>
+        </w:rPr>
+        <w:t>]</w:t>
       </w:r>
     </w:p>
     <w:p>
@@ -793,7 +2180,7 @@
         <w:rPr>
           <w:color w:val="000000" w:themeColor="text1"/>
         </w:rPr>
-        <w:t xml:space="preserve">Tab Favorites – có sản phẩm đã lưu</w:t>
+        <w:t>Tab Favorites – có sản phẩm đã lưu</w:t>
       </w:r>
     </w:p>
     <w:p>
@@ -810,7 +2197,42 @@
           <w:i/>
           <w:color w:val="A6A6A6"/>
         </w:rPr>
-        <w:t>[Dán ảnh chụp màn hình]</w:t>
+        <w:lastRenderedPageBreak/>
+        <w:drawing>
+          <wp:inline distT="0" distB="0" distL="0" distR="0" wp14:anchorId="7DA8C7C8" wp14:editId="5E59129E">
+            <wp:extent cx="5943600" cy="6428740"/>
+            <wp:effectExtent l="0" t="0" r="0" b="0"/>
+            <wp:docPr id="521752988" name="Picture 1"/>
+            <wp:cNvGraphicFramePr>
+              <a:graphicFrameLocks xmlns:a="http://schemas.openxmlformats.org/drawingml/2006/main" noChangeAspect="1"/>
+            </wp:cNvGraphicFramePr>
+            <a:graphic xmlns:a="http://schemas.openxmlformats.org/drawingml/2006/main">
+              <a:graphicData uri="http://schemas.openxmlformats.org/drawingml/2006/picture">
+                <pic:pic xmlns:pic="http://schemas.openxmlformats.org/drawingml/2006/picture">
+                  <pic:nvPicPr>
+                    <pic:cNvPr id="521752988" name=""/>
+                    <pic:cNvPicPr/>
+                  </pic:nvPicPr>
+                  <pic:blipFill>
+                    <a:blip r:embed="rId39"/>
+                    <a:stretch>
+                      <a:fillRect/>
+                    </a:stretch>
+                  </pic:blipFill>
+                  <pic:spPr>
+                    <a:xfrm>
+                      <a:off x="0" y="0"/>
+                      <a:ext cx="5943600" cy="6428740"/>
+                    </a:xfrm>
+                    <a:prstGeom prst="rect">
+                      <a:avLst/>
+                    </a:prstGeom>
+                  </pic:spPr>
+                </pic:pic>
+              </a:graphicData>
+            </a:graphic>
+          </wp:inline>
+        </w:drawing>
       </w:r>
     </w:p>
     <w:p>
@@ -829,7 +2251,7 @@
         <w:rPr>
           <w:color w:val="000000" w:themeColor="text1"/>
         </w:rPr>
-        <w:t xml:space="preserve">Tab Favorites – rỗng sau khi bỏ ♥</w:t>
+        <w:t>Tab Favorites – rỗng sau khi bỏ ♥</w:t>
       </w:r>
     </w:p>
     <w:p>
@@ -846,7 +2268,42 @@
           <w:i/>
           <w:color w:val="A6A6A6"/>
         </w:rPr>
-        <w:t>[Dán ảnh chụp màn hình]</w:t>
+        <w:lastRenderedPageBreak/>
+        <w:drawing>
+          <wp:inline distT="0" distB="0" distL="0" distR="0" wp14:anchorId="1AE1A928" wp14:editId="622764B1">
+            <wp:extent cx="5943600" cy="6421120"/>
+            <wp:effectExtent l="0" t="0" r="0" b="0"/>
+            <wp:docPr id="803894957" name="Picture 1"/>
+            <wp:cNvGraphicFramePr>
+              <a:graphicFrameLocks xmlns:a="http://schemas.openxmlformats.org/drawingml/2006/main" noChangeAspect="1"/>
+            </wp:cNvGraphicFramePr>
+            <a:graphic xmlns:a="http://schemas.openxmlformats.org/drawingml/2006/main">
+              <a:graphicData uri="http://schemas.openxmlformats.org/drawingml/2006/picture">
+                <pic:pic xmlns:pic="http://schemas.openxmlformats.org/drawingml/2006/picture">
+                  <pic:nvPicPr>
+                    <pic:cNvPr id="803894957" name=""/>
+                    <pic:cNvPicPr/>
+                  </pic:nvPicPr>
+                  <pic:blipFill>
+                    <a:blip r:embed="rId40"/>
+                    <a:stretch>
+                      <a:fillRect/>
+                    </a:stretch>
+                  </pic:blipFill>
+                  <pic:spPr>
+                    <a:xfrm>
+                      <a:off x="0" y="0"/>
+                      <a:ext cx="5943600" cy="6421120"/>
+                    </a:xfrm>
+                    <a:prstGeom prst="rect">
+                      <a:avLst/>
+                    </a:prstGeom>
+                  </pic:spPr>
+                </pic:pic>
+              </a:graphicData>
+            </a:graphic>
+          </wp:inline>
+        </w:drawing>
       </w:r>
     </w:p>
     <w:p>
@@ -869,7 +2326,168 @@
           <w:bCs/>
           <w:color w:val="000000" w:themeColor="text1"/>
         </w:rPr>
-        <w:t xml:space="preserve">Bài 5: Drawer Navigation</w:t>
+        <w:t>Bài 5: Drawer Navigation</w:t>
+      </w:r>
+    </w:p>
+    <w:p>
+      <w:pPr>
+        <w:pStyle w:val="ListParagraph"/>
+        <w:spacing w:before="200"/>
+        <w:rPr>
+          <w:b/>
+          <w:bCs/>
+          <w:color w:val="000000" w:themeColor="text1"/>
+        </w:rPr>
+      </w:pPr>
+      <w:r>
+        <w:rPr>
+          <w:b/>
+          <w:bCs/>
+          <w:color w:val="000000" w:themeColor="text1"/>
+        </w:rPr>
+        <w:lastRenderedPageBreak/>
+        <w:drawing>
+          <wp:inline distT="0" distB="0" distL="0" distR="0" wp14:anchorId="1A9927D1" wp14:editId="00933B24">
+            <wp:extent cx="5943600" cy="3343275"/>
+            <wp:effectExtent l="0" t="0" r="0" b="9525"/>
+            <wp:docPr id="994035672" name="Picture 1"/>
+            <wp:cNvGraphicFramePr>
+              <a:graphicFrameLocks xmlns:a="http://schemas.openxmlformats.org/drawingml/2006/main" noChangeAspect="1"/>
+            </wp:cNvGraphicFramePr>
+            <a:graphic xmlns:a="http://schemas.openxmlformats.org/drawingml/2006/main">
+              <a:graphicData uri="http://schemas.openxmlformats.org/drawingml/2006/picture">
+                <pic:pic xmlns:pic="http://schemas.openxmlformats.org/drawingml/2006/picture">
+                  <pic:nvPicPr>
+                    <pic:cNvPr id="994035672" name=""/>
+                    <pic:cNvPicPr/>
+                  </pic:nvPicPr>
+                  <pic:blipFill>
+                    <a:blip r:embed="rId41"/>
+                    <a:stretch>
+                      <a:fillRect/>
+                    </a:stretch>
+                  </pic:blipFill>
+                  <pic:spPr>
+                    <a:xfrm>
+                      <a:off x="0" y="0"/>
+                      <a:ext cx="5943600" cy="3343275"/>
+                    </a:xfrm>
+                    <a:prstGeom prst="rect">
+                      <a:avLst/>
+                    </a:prstGeom>
+                  </pic:spPr>
+                </pic:pic>
+              </a:graphicData>
+            </a:graphic>
+          </wp:inline>
+        </w:drawing>
+      </w:r>
+    </w:p>
+    <w:p>
+      <w:pPr>
+        <w:pStyle w:val="ListParagraph"/>
+        <w:spacing w:before="200"/>
+        <w:rPr>
+          <w:b/>
+          <w:bCs/>
+          <w:color w:val="000000" w:themeColor="text1"/>
+        </w:rPr>
+      </w:pPr>
+      <w:r>
+        <w:rPr>
+          <w:b/>
+          <w:bCs/>
+          <w:color w:val="000000" w:themeColor="text1"/>
+        </w:rPr>
+        <w:drawing>
+          <wp:inline distT="0" distB="0" distL="0" distR="0" wp14:anchorId="03C6F4E9" wp14:editId="520719E9">
+            <wp:extent cx="5943600" cy="3343275"/>
+            <wp:effectExtent l="0" t="0" r="0" b="9525"/>
+            <wp:docPr id="1057643389" name="Picture 1"/>
+            <wp:cNvGraphicFramePr>
+              <a:graphicFrameLocks xmlns:a="http://schemas.openxmlformats.org/drawingml/2006/main" noChangeAspect="1"/>
+            </wp:cNvGraphicFramePr>
+            <a:graphic xmlns:a="http://schemas.openxmlformats.org/drawingml/2006/main">
+              <a:graphicData uri="http://schemas.openxmlformats.org/drawingml/2006/picture">
+                <pic:pic xmlns:pic="http://schemas.openxmlformats.org/drawingml/2006/picture">
+                  <pic:nvPicPr>
+                    <pic:cNvPr id="1057643389" name=""/>
+                    <pic:cNvPicPr/>
+                  </pic:nvPicPr>
+                  <pic:blipFill>
+                    <a:blip r:embed="rId42"/>
+                    <a:stretch>
+                      <a:fillRect/>
+                    </a:stretch>
+                  </pic:blipFill>
+                  <pic:spPr>
+                    <a:xfrm>
+                      <a:off x="0" y="0"/>
+                      <a:ext cx="5943600" cy="3343275"/>
+                    </a:xfrm>
+                    <a:prstGeom prst="rect">
+                      <a:avLst/>
+                    </a:prstGeom>
+                  </pic:spPr>
+                </pic:pic>
+              </a:graphicData>
+            </a:graphic>
+          </wp:inline>
+        </w:drawing>
+      </w:r>
+    </w:p>
+    <w:p>
+      <w:pPr>
+        <w:pStyle w:val="ListParagraph"/>
+        <w:spacing w:before="200"/>
+        <w:rPr>
+          <w:b/>
+          <w:bCs/>
+          <w:color w:val="000000" w:themeColor="text1"/>
+        </w:rPr>
+      </w:pPr>
+      <w:r>
+        <w:rPr>
+          <w:b/>
+          <w:bCs/>
+          <w:color w:val="000000" w:themeColor="text1"/>
+        </w:rPr>
+        <w:lastRenderedPageBreak/>
+        <w:drawing>
+          <wp:inline distT="0" distB="0" distL="0" distR="0" wp14:anchorId="0458EED7" wp14:editId="0F94E11E">
+            <wp:extent cx="5943600" cy="3343275"/>
+            <wp:effectExtent l="0" t="0" r="0" b="9525"/>
+            <wp:docPr id="2004226712" name="Picture 1"/>
+            <wp:cNvGraphicFramePr>
+              <a:graphicFrameLocks xmlns:a="http://schemas.openxmlformats.org/drawingml/2006/main" noChangeAspect="1"/>
+            </wp:cNvGraphicFramePr>
+            <a:graphic xmlns:a="http://schemas.openxmlformats.org/drawingml/2006/main">
+              <a:graphicData uri="http://schemas.openxmlformats.org/drawingml/2006/picture">
+                <pic:pic xmlns:pic="http://schemas.openxmlformats.org/drawingml/2006/picture">
+                  <pic:nvPicPr>
+                    <pic:cNvPr id="2004226712" name=""/>
+                    <pic:cNvPicPr/>
+                  </pic:nvPicPr>
+                  <pic:blipFill>
+                    <a:blip r:embed="rId43"/>
+                    <a:stretch>
+                      <a:fillRect/>
+                    </a:stretch>
+                  </pic:blipFill>
+                  <pic:spPr>
+                    <a:xfrm>
+                      <a:off x="0" y="0"/>
+                      <a:ext cx="5943600" cy="3343275"/>
+                    </a:xfrm>
+                    <a:prstGeom prst="rect">
+                      <a:avLst/>
+                    </a:prstGeom>
+                  </pic:spPr>
+                </pic:pic>
+              </a:graphicData>
+            </a:graphic>
+          </wp:inline>
+        </w:drawing>
       </w:r>
     </w:p>
     <w:p>
@@ -888,7 +2506,7 @@
         <w:rPr>
           <w:color w:val="000000" w:themeColor="text1"/>
         </w:rPr>
-        <w:t xml:space="preserve">Mở menu Drawer (3 mục, mục đang chọn tô đỏ)</w:t>
+        <w:t>Mở menu Drawer (3 mục, mục đang chọn tô đỏ)</w:t>
       </w:r>
     </w:p>
     <w:p>
@@ -905,7 +2523,42 @@
           <w:i/>
           <w:color w:val="A6A6A6"/>
         </w:rPr>
-        <w:t>[Dán ảnh chụp màn hình]</w:t>
+        <w:lastRenderedPageBreak/>
+        <w:drawing>
+          <wp:inline distT="0" distB="0" distL="0" distR="0" wp14:anchorId="26E165FE" wp14:editId="3A0ECB94">
+            <wp:extent cx="5943600" cy="6368415"/>
+            <wp:effectExtent l="0" t="0" r="0" b="0"/>
+            <wp:docPr id="170203154" name="Picture 1"/>
+            <wp:cNvGraphicFramePr>
+              <a:graphicFrameLocks xmlns:a="http://schemas.openxmlformats.org/drawingml/2006/main" noChangeAspect="1"/>
+            </wp:cNvGraphicFramePr>
+            <a:graphic xmlns:a="http://schemas.openxmlformats.org/drawingml/2006/main">
+              <a:graphicData uri="http://schemas.openxmlformats.org/drawingml/2006/picture">
+                <pic:pic xmlns:pic="http://schemas.openxmlformats.org/drawingml/2006/picture">
+                  <pic:nvPicPr>
+                    <pic:cNvPr id="170203154" name=""/>
+                    <pic:cNvPicPr/>
+                  </pic:nvPicPr>
+                  <pic:blipFill>
+                    <a:blip r:embed="rId44"/>
+                    <a:stretch>
+                      <a:fillRect/>
+                    </a:stretch>
+                  </pic:blipFill>
+                  <pic:spPr>
+                    <a:xfrm>
+                      <a:off x="0" y="0"/>
+                      <a:ext cx="5943600" cy="6368415"/>
+                    </a:xfrm>
+                    <a:prstGeom prst="rect">
+                      <a:avLst/>
+                    </a:prstGeom>
+                  </pic:spPr>
+                </pic:pic>
+              </a:graphicData>
+            </a:graphic>
+          </wp:inline>
+        </w:drawing>
       </w:r>
     </w:p>
     <w:p>
@@ -924,7 +2577,7 @@
         <w:rPr>
           <w:color w:val="000000" w:themeColor="text1"/>
         </w:rPr>
-        <w:t xml:space="preserve">Màn Home</w:t>
+        <w:t>Màn Home</w:t>
       </w:r>
     </w:p>
     <w:p>
@@ -941,7 +2594,42 @@
           <w:i/>
           <w:color w:val="A6A6A6"/>
         </w:rPr>
-        <w:t>[Dán ảnh chụp màn hình]</w:t>
+        <w:lastRenderedPageBreak/>
+        <w:drawing>
+          <wp:inline distT="0" distB="0" distL="0" distR="0" wp14:anchorId="63E7A553" wp14:editId="45D5113F">
+            <wp:extent cx="5943600" cy="6372860"/>
+            <wp:effectExtent l="0" t="0" r="0" b="8890"/>
+            <wp:docPr id="1994729010" name="Picture 1"/>
+            <wp:cNvGraphicFramePr>
+              <a:graphicFrameLocks xmlns:a="http://schemas.openxmlformats.org/drawingml/2006/main" noChangeAspect="1"/>
+            </wp:cNvGraphicFramePr>
+            <a:graphic xmlns:a="http://schemas.openxmlformats.org/drawingml/2006/main">
+              <a:graphicData uri="http://schemas.openxmlformats.org/drawingml/2006/picture">
+                <pic:pic xmlns:pic="http://schemas.openxmlformats.org/drawingml/2006/picture">
+                  <pic:nvPicPr>
+                    <pic:cNvPr id="1994729010" name=""/>
+                    <pic:cNvPicPr/>
+                  </pic:nvPicPr>
+                  <pic:blipFill>
+                    <a:blip r:embed="rId45"/>
+                    <a:stretch>
+                      <a:fillRect/>
+                    </a:stretch>
+                  </pic:blipFill>
+                  <pic:spPr>
+                    <a:xfrm>
+                      <a:off x="0" y="0"/>
+                      <a:ext cx="5943600" cy="6372860"/>
+                    </a:xfrm>
+                    <a:prstGeom prst="rect">
+                      <a:avLst/>
+                    </a:prstGeom>
+                  </pic:spPr>
+                </pic:pic>
+              </a:graphicData>
+            </a:graphic>
+          </wp:inline>
+        </w:drawing>
       </w:r>
     </w:p>
     <w:p>
@@ -960,7 +2648,7 @@
         <w:rPr>
           <w:color w:val="000000" w:themeColor="text1"/>
         </w:rPr>
-        <w:t xml:space="preserve">Màn Profile</w:t>
+        <w:t>Màn Profile</w:t>
       </w:r>
     </w:p>
     <w:p>
@@ -977,7 +2665,42 @@
           <w:i/>
           <w:color w:val="A6A6A6"/>
         </w:rPr>
-        <w:t>[Dán ảnh chụp màn hình]</w:t>
+        <w:lastRenderedPageBreak/>
+        <w:drawing>
+          <wp:inline distT="0" distB="0" distL="0" distR="0" wp14:anchorId="20C4161C" wp14:editId="758A0429">
+            <wp:extent cx="5943600" cy="6257290"/>
+            <wp:effectExtent l="0" t="0" r="0" b="0"/>
+            <wp:docPr id="1260917332" name="Picture 1"/>
+            <wp:cNvGraphicFramePr>
+              <a:graphicFrameLocks xmlns:a="http://schemas.openxmlformats.org/drawingml/2006/main" noChangeAspect="1"/>
+            </wp:cNvGraphicFramePr>
+            <a:graphic xmlns:a="http://schemas.openxmlformats.org/drawingml/2006/main">
+              <a:graphicData uri="http://schemas.openxmlformats.org/drawingml/2006/picture">
+                <pic:pic xmlns:pic="http://schemas.openxmlformats.org/drawingml/2006/picture">
+                  <pic:nvPicPr>
+                    <pic:cNvPr id="1260917332" name=""/>
+                    <pic:cNvPicPr/>
+                  </pic:nvPicPr>
+                  <pic:blipFill>
+                    <a:blip r:embed="rId46"/>
+                    <a:stretch>
+                      <a:fillRect/>
+                    </a:stretch>
+                  </pic:blipFill>
+                  <pic:spPr>
+                    <a:xfrm>
+                      <a:off x="0" y="0"/>
+                      <a:ext cx="5943600" cy="6257290"/>
+                    </a:xfrm>
+                    <a:prstGeom prst="rect">
+                      <a:avLst/>
+                    </a:prstGeom>
+                  </pic:spPr>
+                </pic:pic>
+              </a:graphicData>
+            </a:graphic>
+          </wp:inline>
+        </w:drawing>
       </w:r>
     </w:p>
     <w:p>
@@ -996,7 +2719,7 @@
         <w:rPr>
           <w:color w:val="000000" w:themeColor="text1"/>
         </w:rPr>
-        <w:t xml:space="preserve">Màn Settings – Switch bật/tắt, dòng trạng thái đổi theo</w:t>
+        <w:t>Màn Settings – Switch bật/tắt, dòng trạng thái đổi theo</w:t>
       </w:r>
     </w:p>
     <w:p>
@@ -1013,49 +2736,42 @@
           <w:i/>
           <w:color w:val="A6A6A6"/>
         </w:rPr>
-        <w:t>[Dán ảnh chụp màn hình]</w:t>
-      </w:r>
-    </w:p>
-    <w:p>
-      <w:pPr>
-        <w:pStyle w:val="ListParagraph"/>
-        <w:numPr>
-          <w:ilvl w:val="0"/>
-          <w:numId w:val="3"/>
-        </w:numPr>
-        <w:spacing w:before="200"/>
-        <w:rPr>
-          <w:b/>
-          <w:bCs/>
-          <w:color w:val="000000" w:themeColor="text1"/>
-        </w:rPr>
-      </w:pPr>
-      <w:r>
-        <w:rPr>
-          <w:b/>
-          <w:bCs/>
-          <w:color w:val="000000" w:themeColor="text1"/>
-        </w:rPr>
-        <w:t xml:space="preserve">Kiểm tra kiểu (npm run typecheck) + cây thư mục project</w:t>
-      </w:r>
-    </w:p>
-    <w:p>
-      <w:pPr>
-        <w:pStyle w:val="ListParagraph"/>
-        <w:numPr>
-          <w:ilvl w:val="1"/>
-          <w:numId w:val="3"/>
-        </w:numPr>
-        <w:spacing w:before="120"/>
-        <w:rPr>
-          <w:color w:val="000000" w:themeColor="text1"/>
-        </w:rPr>
-      </w:pPr>
-      <w:r>
-        <w:rPr>
-          <w:color w:val="000000" w:themeColor="text1"/>
-        </w:rPr>
-        <w:t xml:space="preserve">Kết quả npm run typecheck không lỗi</w:t>
+        <w:lastRenderedPageBreak/>
+        <w:drawing>
+          <wp:inline distT="0" distB="0" distL="0" distR="0" wp14:anchorId="08634E30" wp14:editId="7B353081">
+            <wp:extent cx="5943600" cy="6400165"/>
+            <wp:effectExtent l="0" t="0" r="0" b="635"/>
+            <wp:docPr id="153862184" name="Picture 1"/>
+            <wp:cNvGraphicFramePr>
+              <a:graphicFrameLocks xmlns:a="http://schemas.openxmlformats.org/drawingml/2006/main" noChangeAspect="1"/>
+            </wp:cNvGraphicFramePr>
+            <a:graphic xmlns:a="http://schemas.openxmlformats.org/drawingml/2006/main">
+              <a:graphicData uri="http://schemas.openxmlformats.org/drawingml/2006/picture">
+                <pic:pic xmlns:pic="http://schemas.openxmlformats.org/drawingml/2006/picture">
+                  <pic:nvPicPr>
+                    <pic:cNvPr id="153862184" name=""/>
+                    <pic:cNvPicPr/>
+                  </pic:nvPicPr>
+                  <pic:blipFill>
+                    <a:blip r:embed="rId47"/>
+                    <a:stretch>
+                      <a:fillRect/>
+                    </a:stretch>
+                  </pic:blipFill>
+                  <pic:spPr>
+                    <a:xfrm>
+                      <a:off x="0" y="0"/>
+                      <a:ext cx="5943600" cy="6400165"/>
+                    </a:xfrm>
+                    <a:prstGeom prst="rect">
+                      <a:avLst/>
+                    </a:prstGeom>
+                  </pic:spPr>
+                </pic:pic>
+              </a:graphicData>
+            </a:graphic>
+          </wp:inline>
+        </w:drawing>
       </w:r>
     </w:p>
     <w:p>
@@ -1067,49 +2783,6 @@
           <w:color w:val="A6A6A6"/>
         </w:rPr>
       </w:pPr>
-      <w:r>
-        <w:rPr>
-          <w:i/>
-          <w:color w:val="A6A6A6"/>
-        </w:rPr>
-        <w:t>[Dán ảnh chụp màn hình]</w:t>
-      </w:r>
-    </w:p>
-    <w:p>
-      <w:pPr>
-        <w:pStyle w:val="ListParagraph"/>
-        <w:numPr>
-          <w:ilvl w:val="1"/>
-          <w:numId w:val="3"/>
-        </w:numPr>
-        <w:spacing w:before="120"/>
-        <w:rPr>
-          <w:color w:val="000000" w:themeColor="text1"/>
-        </w:rPr>
-      </w:pPr>
-      <w:r>
-        <w:rPr>
-          <w:color w:val="000000" w:themeColor="text1"/>
-        </w:rPr>
-        <w:t xml:space="preserve">Cấu trúc thư mục src/ trong VS Code</w:t>
-      </w:r>
-    </w:p>
-    <w:p>
-      <w:pPr>
-        <w:pStyle w:val="ListParagraph"/>
-        <w:ind w:left="1440"/>
-        <w:rPr>
-          <w:i/>
-          <w:color w:val="A6A6A6"/>
-        </w:rPr>
-      </w:pPr>
-      <w:r>
-        <w:rPr>
-          <w:i/>
-          <w:color w:val="A6A6A6"/>
-        </w:rPr>
-        <w:t>[Dán ảnh chụp màn hình]</w:t>
-      </w:r>
     </w:p>
     <w:p/>
     <w:sectPr>
@@ -1279,7 +2952,7 @@
         <w:rFonts w:hint="default"/>
       </w:rPr>
     </w:lvl>
-    <w:lvl w:ilvl="1" w:tplc="04090019" w:tentative="1">
+    <w:lvl w:ilvl="1" w:tplc="04090019">
       <w:start w:val="1"/>
       <w:numFmt w:val="lowerLetter"/>
       <w:lvlText w:val="%2."/>
